--- a/outputs/ki-prozessberatung-kmu/rechnung-2026-08-001-b-h-bau.docx
+++ b/outputs/ki-prozessberatung-kmu/rechnung-2026-08-001-b-h-bau.docx
@@ -70,7 +70,7 @@
         <w:jc w:val="right"/>
       </w:pPr>
       <w:r>
-        <w:t>Datum: 25. August 2026</w:t>
+        <w:t>Datum: 2. September 2026</w:t>
       </w:r>
     </w:p>
     <w:p>
@@ -116,12 +116,6 @@
         <w:gridCol w:w="1600"/>
       </w:tblGrid>
       <w:tr>
-        <w:tblPrEx>
-          <w:tblCellMar>
-            <w:top w:w="0" w:type="dxa"/>
-            <w:bottom w:w="0" w:type="dxa"/>
-          </w:tblCellMar>
-        </w:tblPrEx>
         <w:tc>
           <w:tcPr>
             <w:tcW w:w="900" w:type="dxa"/>
@@ -216,12 +210,6 @@
         </w:tc>
       </w:tr>
       <w:tr>
-        <w:tblPrEx>
-          <w:tblCellMar>
-            <w:top w:w="0" w:type="dxa"/>
-            <w:bottom w:w="0" w:type="dxa"/>
-          </w:tblCellMar>
-        </w:tblPrEx>
         <w:tc>
           <w:tcPr>
             <w:tcW w:w="900" w:type="dxa"/>
@@ -286,12 +274,6 @@
         </w:tc>
       </w:tr>
       <w:tr>
-        <w:tblPrEx>
-          <w:tblCellMar>
-            <w:top w:w="0" w:type="dxa"/>
-            <w:bottom w:w="0" w:type="dxa"/>
-          </w:tblCellMar>
-        </w:tblPrEx>
         <w:tc>
           <w:tcPr>
             <w:tcW w:w="9180" w:type="dxa"/>
@@ -348,6 +330,18 @@
     </w:p>
     <w:p>
       <w:pPr>
+        <w:spacing w:before="80"/>
+      </w:pPr>
+      <w:r>
+        <w:rPr>
+          <w:i/>
+          <w:iCs/>
+        </w:rPr>
+        <w:t>Anlage: Stundennachweis</w:t>
+      </w:r>
+    </w:p>
+    <w:p>
+      <w:pPr>
         <w:pBdr>
           <w:top w:val="single" w:sz="4" w:space="6" w:color="808080"/>
         </w:pBdr>
@@ -368,12 +362,6 @@
         <w:gridCol w:w="4590"/>
       </w:tblGrid>
       <w:tr>
-        <w:tblPrEx>
-          <w:tblCellMar>
-            <w:top w:w="0" w:type="dxa"/>
-            <w:bottom w:w="0" w:type="dxa"/>
-          </w:tblCellMar>
-        </w:tblPrEx>
         <w:tc>
           <w:tcPr>
             <w:tcW w:w="4590" w:type="dxa"/>

--- a/outputs/ki-prozessberatung-kmu/rechnung-2026-08-001-b-h-bau.docx
+++ b/outputs/ki-prozessberatung-kmu/rechnung-2026-08-001-b-h-bau.docx
@@ -242,7 +242,7 @@
           </w:tcPr>
           <w:p>
             <w:r>
-              <w:t>KI-Prozessanalyse B+H Bau GmbH: Diagnose-Phase (Vorbereitung, Kickoff-Termin, Auswertung) – entspricht ca. 15 Std. à 100 €</w:t>
+              <w:t>Prozessanalyse B+H Bau GmbH: Diagnose-Phase (Vorbereitung, Kickoff-Termin, Auswertung) – siehe Anlage</w:t>
             </w:r>
           </w:p>
         </w:tc>
